--- a/reports/scorecards/SCORECARD_COOPERATIVA_ECOLOGICA_DE_MUJERES_CAFETALERAS_VILLA_RICA_20602054480.docx
+++ b/reports/scorecards/SCORECARD_COOPERATIVA_ECOLOGICA_DE_MUJERES_CAFETALERAS_VILLA_RICA_20602054480.docx
@@ -402,7 +402,7 @@
                 <w:color w:val="FFFFFF"/>
                 <w:sz w:val="16"/>
               </w:rPr>
-              <w:t>SCORE</w:t>
+              <w:t>Puntaje</w:t>
             </w:r>
           </w:p>
         </w:tc>
